--- a/editions/family/04-Folder-3.docx
+++ b/editions/family/04-Folder-3.docx
@@ -40,14 +40,14 @@
         <w:spacing w:before="400"/>
       </w:pPr>
       <w:r>
-        <w:t>An independent reading in plain English</w:t>
+        <w:t>A revised reading in plain English</w:t>
       </w:r>
     </w:p>
     <w:p>
       <w:r>
         <w:t>Prepared for Volney Douglas</w:t>
         <w:br/>
-        <w:t>September 2026</w:t>
+        <w:t>Revision 1.1 September 2026</w:t>
       </w:r>
     </w:p>
     <w:p>
@@ -86,7 +86,7 @@
     </w:p>
     <w:p>
       <w:r>
-        <w:t>The other agent’s work was not consulted. Part of the older transcription was seen during initial inventory, before the independent-reading request, then excluded. This is an independent reading in execution, not a blind comparison. See Volume I for the full reading guide and source list.</w:t>
+        <w:t>The first reading was prepared separately. Revision 1.1 incorporates selected source-image checks informed by comparison with the annotated edition and another agent’s contextual review. It is AI-assisted and has not been independently human verified. See Volume I for the method and limits.</w:t>
       </w:r>
     </w:p>
     <w:p>
@@ -1070,7 +1070,7 @@
     </w:p>
     <w:p>
       <w:r>
-        <w:t>Filed May 28, 1896, at 11:30 a.m.; recorded May 29, 1896, at 1:40 p.m., Ellis County deed records, volume 92, page 514. T. F. Thompson, county clerk, through Maude L. Burks [surname uncertain], deputy. The page 8 docket gives the same filing and recording dates, is signed through A. Hassell, and lists a recording fee of $2.50 [faint].</w:t>
+        <w:t>Filed May 28, 1896, at 11:30 a.m.; recorded May 29, 1896, at 1:40 p.m., Ellis County deed records, volume 92, page 514. T. F. Thompson, county clerk, through Maude L. Burks [surname uncertain], deputy. [The page 8 docket reads volume 91, while the page 11 certificate reads 92; this disagreement is preserved.] The page 8 docket gives the same filing and recording dates, is signed through A. Hassell, and lists a recording fee of $2.50 [faint].</w:t>
       </w:r>
     </w:p>
     <w:p>
@@ -2225,7 +2225,7 @@
     </w:p>
     <w:p>
       <w:r>
-        <w:t>I have a horrible story to tell: the murder of Mrs. [Claunch?] by her daughter. Mrs. C. is a sister of Mr. [Jennings?] and lives on Thomas [or Thomason?] Creek. It seems they quarreled a few days earlier. The girl ran away and went to [a named man's home, unclear], but he got mad and went back home. [A faint passage about the husband going to the Brazos and leaving the girl, aged seventeen, and a three-year-old child; some relationships and wording are unclear.] One of the men went to hunt cattle.</w:t>
+        <w:t>I have a horrible story to tell: the murder of Mrs. Claunch by her daughter. Mrs. C. is a sister of Mr. [Jennings?] and lives on Thomas [or Thomason?] Creek. It seems they quarreled a few days earlier. The girl ran away and went to [a named man's home, unclear], but he got mad and went back home. [A faint passage about the husband going to the Brazos and leaving the girl, aged seventeen, and a three-year-old child; some relationships and wording are unclear.] One of the men went to hunt cattle.</w:t>
       </w:r>
     </w:p>
     <w:p>
